--- a/redpizza_ru/comply_docs/04_Акт_классификации_ИСПДн.docx
+++ b/redpizza_ru/comply_docs/04_Акт_классификации_ИСПДн.docx
@@ -585,7 +585,7 @@
     <w:p/>
     <w:p>
       <w:r>
-        <w:t>Инструкция разработана Ответственным за обработку ПДн. Дата: 15.06.2026</w:t>
+        <w:t>Инструкция разработана Ответственным за обработку ПДн. Дата: 16.06.2026</w:t>
       </w:r>
     </w:p>
     <w:sectPr>

--- a/redpizza_ru/comply_docs/04_Акт_классификации_ИСПДн.docx
+++ b/redpizza_ru/comply_docs/04_Акт_классификации_ИСПДн.docx
@@ -585,7 +585,7 @@
     <w:p/>
     <w:p>
       <w:r>
-        <w:t>Инструкция разработана Ответственным за обработку ПДн. Дата: 16.06.2026</w:t>
+        <w:t>Инструкция разработана Ответственным за обработку ПДн. Дата: 19.06.2026</w:t>
       </w:r>
     </w:p>
     <w:sectPr>
